--- a/Practical 2/Practical 2.docx
+++ b/Practical 2/Practical 2.docx
@@ -15,17 +15,384 @@
       </w:pPr>
       <w:r>
         <w:rPr>
+          <w:noProof/>
+        </w:rPr>
+        <w:drawing>
+          <wp:inline distT="0" distB="0" distL="0" distR="0" wp14:anchorId="6F5C8E76" wp14:editId="29572368">
+            <wp:extent cx="5731510" cy="1047115"/>
+            <wp:effectExtent l="0" t="0" r="2540" b="635"/>
+            <wp:docPr id="153101928" name="Picture 1"/>
+            <wp:cNvGraphicFramePr>
+              <a:graphicFrameLocks xmlns:a="http://schemas.openxmlformats.org/drawingml/2006/main" noChangeAspect="1"/>
+            </wp:cNvGraphicFramePr>
+            <a:graphic xmlns:a="http://schemas.openxmlformats.org/drawingml/2006/main">
+              <a:graphicData uri="http://schemas.openxmlformats.org/drawingml/2006/picture">
+                <pic:pic xmlns:pic="http://schemas.openxmlformats.org/drawingml/2006/picture">
+                  <pic:nvPicPr>
+                    <pic:cNvPr id="153101928" name=""/>
+                    <pic:cNvPicPr/>
+                  </pic:nvPicPr>
+                  <pic:blipFill>
+                    <a:blip r:embed="rId6"/>
+                    <a:stretch>
+                      <a:fillRect/>
+                    </a:stretch>
+                  </pic:blipFill>
+                  <pic:spPr>
+                    <a:xfrm>
+                      <a:off x="0" y="0"/>
+                      <a:ext cx="5731510" cy="1047115"/>
+                    </a:xfrm>
+                    <a:prstGeom prst="rect">
+                      <a:avLst/>
+                    </a:prstGeom>
+                  </pic:spPr>
+                </pic:pic>
+              </a:graphicData>
+            </a:graphic>
+          </wp:inline>
+        </w:drawing>
+      </w:r>
+    </w:p>
+    <w:p>
+      <w:pPr>
+        <w:jc w:val="center"/>
+        <w:rPr>
           <w:b/>
           <w:bCs/>
           <w:sz w:val="32"/>
           <w:u w:val="single"/>
           <w:lang w:val="en-US"/>
         </w:rPr>
+      </w:pPr>
+    </w:p>
+    <w:p>
+      <w:pPr>
+        <w:jc w:val="center"/>
+        <w:rPr>
+          <w:rFonts w:ascii="Times New Roman" w:hAnsi="Times New Roman" w:cs="Times New Roman"/>
+          <w:b/>
+          <w:bCs/>
+          <w:sz w:val="28"/>
+          <w:lang w:val="en-US"/>
+        </w:rPr>
+      </w:pPr>
+      <w:r>
+        <w:rPr>
+          <w:rFonts w:ascii="Times New Roman" w:hAnsi="Times New Roman" w:cs="Times New Roman"/>
+          <w:b/>
+          <w:bCs/>
+          <w:sz w:val="28"/>
+          <w:lang w:val="en-US"/>
+        </w:rPr>
+        <w:t>FACULTY OF TECHNOLOGY AND ENGINEERING</w:t>
+      </w:r>
+    </w:p>
+    <w:p>
+      <w:pPr>
+        <w:jc w:val="center"/>
+        <w:rPr>
+          <w:rFonts w:ascii="Times New Roman" w:hAnsi="Times New Roman" w:cs="Times New Roman"/>
+          <w:b/>
+          <w:bCs/>
+          <w:sz w:val="28"/>
+          <w:lang w:val="en-US"/>
+        </w:rPr>
+      </w:pPr>
+      <w:r>
+        <w:rPr>
+          <w:rFonts w:ascii="Times New Roman" w:hAnsi="Times New Roman" w:cs="Times New Roman"/>
+          <w:b/>
+          <w:bCs/>
+          <w:sz w:val="28"/>
+          <w:lang w:val="en-US"/>
+        </w:rPr>
+        <w:t>DEVANG PATEL INSTITUTE OF ADVANCED TECHNOLOGY AND RESEARCH</w:t>
+      </w:r>
+    </w:p>
+    <w:p>
+      <w:pPr>
+        <w:jc w:val="center"/>
+        <w:rPr>
+          <w:rFonts w:ascii="Times New Roman" w:hAnsi="Times New Roman" w:cs="Times New Roman"/>
+          <w:b/>
+          <w:bCs/>
+          <w:sz w:val="28"/>
+          <w:lang w:val="en-US"/>
+        </w:rPr>
+      </w:pPr>
+    </w:p>
+    <w:p>
+      <w:pPr>
+        <w:jc w:val="center"/>
+        <w:rPr>
+          <w:rFonts w:ascii="Times New Roman" w:hAnsi="Times New Roman" w:cs="Times New Roman"/>
+          <w:b/>
+          <w:bCs/>
+          <w:sz w:val="28"/>
+          <w:lang w:val="en-US"/>
+        </w:rPr>
+      </w:pPr>
+      <w:r>
+        <w:rPr>
+          <w:rFonts w:ascii="Times New Roman" w:hAnsi="Times New Roman" w:cs="Times New Roman"/>
+          <w:b/>
+          <w:bCs/>
+          <w:sz w:val="28"/>
+          <w:lang w:val="en-US"/>
+        </w:rPr>
+        <w:t>DEPARTMENT OF INFORMATION TECHNOLOGY</w:t>
+      </w:r>
+    </w:p>
+    <w:p>
+      <w:pPr>
+        <w:jc w:val="center"/>
+        <w:rPr>
+          <w:rFonts w:ascii="Times New Roman" w:hAnsi="Times New Roman" w:cs="Times New Roman"/>
+          <w:b/>
+          <w:bCs/>
+          <w:sz w:val="28"/>
+          <w:lang w:val="en-US"/>
+        </w:rPr>
+      </w:pPr>
+    </w:p>
+    <w:p>
+      <w:pPr>
+        <w:jc w:val="center"/>
+        <w:rPr>
+          <w:rFonts w:ascii="Times New Roman" w:hAnsi="Times New Roman" w:cs="Times New Roman"/>
+          <w:b/>
+          <w:bCs/>
+          <w:sz w:val="28"/>
+          <w:lang w:val="en-US"/>
+        </w:rPr>
+      </w:pPr>
+      <w:r>
+        <w:rPr>
+          <w:rFonts w:ascii="Times New Roman" w:hAnsi="Times New Roman" w:cs="Times New Roman"/>
+          <w:b/>
+          <w:bCs/>
+          <w:sz w:val="28"/>
+          <w:lang w:val="en-US"/>
+        </w:rPr>
+        <w:t>A.Y 2026-27 Semester-3</w:t>
+      </w:r>
+    </w:p>
+    <w:p>
+      <w:pPr>
+        <w:jc w:val="center"/>
+        <w:rPr>
+          <w:rFonts w:ascii="Times New Roman" w:hAnsi="Times New Roman" w:cs="Times New Roman"/>
+          <w:b/>
+          <w:bCs/>
+          <w:sz w:val="28"/>
+          <w:lang w:val="en-US"/>
+        </w:rPr>
+      </w:pPr>
+    </w:p>
+    <w:p>
+      <w:pPr>
+        <w:jc w:val="center"/>
+        <w:rPr>
+          <w:rFonts w:ascii="Times New Roman" w:hAnsi="Times New Roman" w:cs="Times New Roman"/>
+          <w:b/>
+          <w:bCs/>
+          <w:sz w:val="28"/>
+          <w:lang w:val="en-US"/>
+        </w:rPr>
+      </w:pPr>
+      <w:r>
+        <w:rPr>
+          <w:rFonts w:ascii="Times New Roman" w:hAnsi="Times New Roman" w:cs="Times New Roman"/>
+          <w:b/>
+          <w:bCs/>
+          <w:sz w:val="28"/>
+          <w:lang w:val="en-US"/>
+        </w:rPr>
+        <w:t>LAB MANUAL</w:t>
+      </w:r>
+    </w:p>
+    <w:p>
+      <w:pPr>
+        <w:jc w:val="center"/>
+        <w:rPr>
+          <w:rFonts w:ascii="Times New Roman" w:hAnsi="Times New Roman" w:cs="Times New Roman"/>
+          <w:b/>
+          <w:bCs/>
+          <w:sz w:val="28"/>
+          <w:lang w:val="en-US"/>
+        </w:rPr>
+      </w:pPr>
+    </w:p>
+    <w:p>
+      <w:pPr>
+        <w:jc w:val="center"/>
+        <w:rPr>
+          <w:rFonts w:ascii="Times New Roman" w:hAnsi="Times New Roman" w:cs="Times New Roman"/>
+          <w:b/>
+          <w:bCs/>
+          <w:sz w:val="28"/>
+          <w:lang w:val="en-US"/>
+        </w:rPr>
+      </w:pPr>
+      <w:r>
+        <w:rPr>
+          <w:rFonts w:ascii="Times New Roman" w:hAnsi="Times New Roman" w:cs="Times New Roman"/>
+          <w:b/>
+          <w:bCs/>
+          <w:sz w:val="28"/>
+          <w:lang w:val="en-US"/>
+        </w:rPr>
+        <w:t>CSUC201: Fundamentals of Data Structure and Algorithms</w:t>
+      </w:r>
+    </w:p>
+    <w:p>
+      <w:pPr>
+        <w:jc w:val="center"/>
+        <w:rPr>
+          <w:rFonts w:ascii="Times New Roman" w:hAnsi="Times New Roman" w:cs="Times New Roman"/>
+          <w:b/>
+          <w:bCs/>
+          <w:sz w:val="28"/>
+          <w:lang w:val="en-US"/>
+        </w:rPr>
+      </w:pPr>
+    </w:p>
+    <w:p>
+      <w:pPr>
+        <w:jc w:val="center"/>
+        <w:rPr>
+          <w:b/>
+          <w:bCs/>
+          <w:sz w:val="32"/>
+          <w:u w:val="single"/>
+          <w:lang w:val="en-US"/>
+        </w:rPr>
+      </w:pPr>
+      <w:r>
+        <w:rPr>
+          <w:noProof/>
+        </w:rPr>
+        <w:drawing>
+          <wp:inline distT="0" distB="0" distL="0" distR="0" wp14:anchorId="5D2988C6" wp14:editId="1D71085F">
+            <wp:extent cx="3066667" cy="2409524"/>
+            <wp:effectExtent l="0" t="0" r="635" b="0"/>
+            <wp:docPr id="125355716" name="Picture 1"/>
+            <wp:cNvGraphicFramePr>
+              <a:graphicFrameLocks xmlns:a="http://schemas.openxmlformats.org/drawingml/2006/main" noChangeAspect="1"/>
+            </wp:cNvGraphicFramePr>
+            <a:graphic xmlns:a="http://schemas.openxmlformats.org/drawingml/2006/main">
+              <a:graphicData uri="http://schemas.openxmlformats.org/drawingml/2006/picture">
+                <pic:pic xmlns:pic="http://schemas.openxmlformats.org/drawingml/2006/picture">
+                  <pic:nvPicPr>
+                    <pic:cNvPr id="125355716" name=""/>
+                    <pic:cNvPicPr/>
+                  </pic:nvPicPr>
+                  <pic:blipFill>
+                    <a:blip r:embed="rId7"/>
+                    <a:stretch>
+                      <a:fillRect/>
+                    </a:stretch>
+                  </pic:blipFill>
+                  <pic:spPr>
+                    <a:xfrm>
+                      <a:off x="0" y="0"/>
+                      <a:ext cx="3066667" cy="2409524"/>
+                    </a:xfrm>
+                    <a:prstGeom prst="rect">
+                      <a:avLst/>
+                    </a:prstGeom>
+                  </pic:spPr>
+                </pic:pic>
+              </a:graphicData>
+            </a:graphic>
+          </wp:inline>
+        </w:drawing>
+      </w:r>
+    </w:p>
+    <w:p>
+      <w:pPr>
+        <w:jc w:val="center"/>
+        <w:rPr>
+          <w:b/>
+          <w:bCs/>
+          <w:sz w:val="32"/>
+          <w:u w:val="single"/>
+          <w:lang w:val="en-US"/>
+        </w:rPr>
+      </w:pPr>
+    </w:p>
+    <w:p>
+      <w:pPr>
+        <w:jc w:val="center"/>
+        <w:rPr>
+          <w:b/>
+          <w:bCs/>
+          <w:sz w:val="32"/>
+          <w:u w:val="single"/>
+          <w:lang w:val="en-US"/>
+        </w:rPr>
+      </w:pPr>
+    </w:p>
+    <w:p>
+      <w:pPr>
+        <w:jc w:val="center"/>
+        <w:rPr>
+          <w:b/>
+          <w:bCs/>
+          <w:sz w:val="32"/>
+          <w:u w:val="single"/>
+          <w:lang w:val="en-US"/>
+        </w:rPr>
+      </w:pPr>
+      <w:r>
+        <w:rPr>
+          <w:b/>
+          <w:bCs/>
+          <w:sz w:val="32"/>
+          <w:u w:val="single"/>
+          <w:lang w:val="en-US"/>
+        </w:rPr>
+        <w:lastRenderedPageBreak/>
         <w:t>Practical 2</w:t>
       </w:r>
     </w:p>
     <w:p>
       <w:pPr>
+        <w:rPr>
+          <w:b/>
+          <w:bCs/>
+          <w:sz w:val="28"/>
+          <w:u w:val="single"/>
+          <w:lang w:val="en-US"/>
+        </w:rPr>
+      </w:pPr>
+      <w:r>
+        <w:rPr>
+          <w:b/>
+          <w:bCs/>
+          <w:sz w:val="28"/>
+          <w:u w:val="single"/>
+          <w:lang w:val="en-US"/>
+        </w:rPr>
+        <w:t>Practical AIM:</w:t>
+      </w:r>
+    </w:p>
+    <w:p>
+      <w:pPr>
+        <w:rPr>
+          <w:lang w:val="en-US"/>
+        </w:rPr>
+      </w:pPr>
+      <w:r>
+        <w:rPr>
+          <w:lang w:val="en-US"/>
+        </w:rPr>
+        <w:t>To implement linear and binary search using both iterative and recursive approaches.</w:t>
+      </w:r>
+    </w:p>
+    <w:p>
+      <w:pPr>
         <w:jc w:val="center"/>
         <w:rPr>
           <w:b/>
@@ -64,27 +431,159 @@
           <w:u w:val="single"/>
           <w:lang w:val="en-US"/>
         </w:rPr>
+        <w:t>Problem Definition:</w:t>
+      </w:r>
+    </w:p>
+    <w:p>
+      <w:pPr>
+        <w:rPr>
+          <w:lang w:val="en-US"/>
+        </w:rPr>
+      </w:pPr>
+      <w:r>
+        <w:rPr>
+          <w:lang w:val="en-US"/>
+        </w:rPr>
+        <w:t>A security guard at a parking lot checks vehicles one by one from the entrance to find a car with</w:t>
+      </w:r>
+      <w:r>
+        <w:rPr>
+          <w:lang w:val="en-US"/>
+        </w:rPr>
+        <w:t xml:space="preserve"> </w:t>
+      </w:r>
+      <w:r>
+        <w:rPr>
+          <w:lang w:val="en-US"/>
+        </w:rPr>
+        <w:t>a specific license plate. Sometimes he starts from the entrance, sometimes he calls a helper</w:t>
+      </w:r>
+      <w:r>
+        <w:rPr>
+          <w:lang w:val="en-US"/>
+        </w:rPr>
+        <w:t xml:space="preserve"> </w:t>
+      </w:r>
+      <w:r>
+        <w:rPr>
+          <w:lang w:val="en-US"/>
+        </w:rPr>
+        <w:t>who starts from where the guard left off. Given a list of license plates and a target plate,</w:t>
+      </w:r>
+      <w:r>
+        <w:rPr>
+          <w:lang w:val="en-US"/>
+        </w:rPr>
+        <w:t xml:space="preserve"> </w:t>
+      </w:r>
+      <w:r>
+        <w:rPr>
+          <w:lang w:val="en-US"/>
+        </w:rPr>
+        <w:t>implement both approaches — one that checks plates one by one from the start, and one where</w:t>
+      </w:r>
+      <w:r>
+        <w:rPr>
+          <w:lang w:val="en-US"/>
+        </w:rPr>
+        <w:t xml:space="preserve"> </w:t>
+      </w:r>
+      <w:r>
+        <w:rPr>
+          <w:lang w:val="en-US"/>
+        </w:rPr>
+        <w:t>the function calls itself to continue checking — and report the position of the target plate if</w:t>
+      </w:r>
+      <w:r>
+        <w:rPr>
+          <w:lang w:val="en-US"/>
+        </w:rPr>
+        <w:t xml:space="preserve"> </w:t>
+      </w:r>
+      <w:r>
+        <w:rPr>
+          <w:lang w:val="en-US"/>
+        </w:rPr>
+        <w:t>found.</w:t>
+      </w:r>
+    </w:p>
+    <w:p>
+      <w:pPr>
+        <w:rPr>
+          <w:lang w:val="en-US"/>
+        </w:rPr>
+      </w:pPr>
+      <w:r>
+        <w:rPr>
+          <w:lang w:val="en-US"/>
+        </w:rPr>
+        <w:t>Describe the approach you used. What happens in your solution if the target plate appears</w:t>
+      </w:r>
+      <w:r>
+        <w:rPr>
+          <w:lang w:val="en-US"/>
+        </w:rPr>
+        <w:t xml:space="preserve"> </w:t>
+      </w:r>
+      <w:r>
+        <w:rPr>
+          <w:lang w:val="en-US"/>
+        </w:rPr>
+        <w:t xml:space="preserve">more than once </w:t>
+      </w:r>
+      <w:proofErr w:type="gramStart"/>
+      <w:r>
+        <w:rPr>
+          <w:lang w:val="en-US"/>
+        </w:rPr>
+        <w:t>in</w:t>
+      </w:r>
+      <w:proofErr w:type="gramEnd"/>
+      <w:r>
+        <w:rPr>
+          <w:lang w:val="en-US"/>
+        </w:rPr>
+        <w:t xml:space="preserve"> the list? Does it find the first occurrence, the last, or just </w:t>
+      </w:r>
+      <w:proofErr w:type="gramStart"/>
+      <w:r>
+        <w:rPr>
+          <w:lang w:val="en-US"/>
+        </w:rPr>
+        <w:t>any one</w:t>
+      </w:r>
+      <w:proofErr w:type="gramEnd"/>
+      <w:r>
+        <w:rPr>
+          <w:lang w:val="en-US"/>
+        </w:rPr>
+        <w:t>?</w:t>
+      </w:r>
+    </w:p>
+    <w:p>
+      <w:pPr>
+        <w:rPr>
+          <w:b/>
+          <w:bCs/>
+          <w:sz w:val="28"/>
+          <w:u w:val="single"/>
+          <w:lang w:val="en-US"/>
+        </w:rPr>
+      </w:pPr>
+      <w:r>
+        <w:rPr>
+          <w:b/>
+          <w:bCs/>
+          <w:sz w:val="28"/>
+          <w:u w:val="single"/>
+          <w:lang w:val="en-US"/>
+        </w:rPr>
         <w:t>Problem faced:</w:t>
       </w:r>
     </w:p>
     <w:p>
       <w:r>
-        <w:t xml:space="preserve">I had difficulty understanding linear search. </w:t>
-      </w:r>
-    </w:p>
-    <w:p>
-      <w:r>
-        <w:t xml:space="preserve">I was confused about the difference between iterative and recursive search. </w:t>
-      </w:r>
-    </w:p>
-    <w:p>
-      <w:pPr>
-        <w:rPr>
-          <w:lang w:val="en-US"/>
-        </w:rPr>
-      </w:pPr>
-      <w:r>
-        <w:t>I was confused about why -1 is returned.</w:t>
+        <w:t>I had difficulty understanding linear search and the difference between iterative and recursive search. I was also confused about why -1 is returned.</w:t>
       </w:r>
     </w:p>
     <w:p>
@@ -110,32 +609,26 @@
     </w:p>
     <w:p>
       <w:r>
-        <w:t xml:space="preserve">I learned that linear search checks the elements one by one. </w:t>
-      </w:r>
-    </w:p>
-    <w:p>
-      <w:r>
-        <w:t xml:space="preserve">In iterative search, I used a for loop to check each element. </w:t>
-      </w:r>
-    </w:p>
-    <w:p>
-      <w:r>
-        <w:t xml:space="preserve">In recursive search, the function calls itself to check the next element. </w:t>
-      </w:r>
-    </w:p>
-    <w:p>
-      <w:r>
-        <w:t xml:space="preserve">I understood that -1 means the licence plate was not found. </w:t>
-      </w:r>
-    </w:p>
-    <w:p>
-      <w:pPr>
-        <w:rPr>
-          <w:lang w:val="en-US"/>
-        </w:rPr>
-      </w:pPr>
-      <w:r>
-        <w:t>I used result + 1 to display the position correctly.</w:t>
+        <w:t>I learned that linear search checks elements one by one. Iterative search uses a loop, while recursive search calls the function again. I understood that -1 means the element was not found.</w:t>
+      </w:r>
+    </w:p>
+    <w:p>
+      <w:pPr>
+        <w:rPr>
+          <w:b/>
+          <w:bCs/>
+          <w:sz w:val="28"/>
+          <w:u w:val="single"/>
+        </w:rPr>
+      </w:pPr>
+      <w:r>
+        <w:rPr>
+          <w:b/>
+          <w:bCs/>
+          <w:sz w:val="28"/>
+          <w:u w:val="single"/>
+        </w:rPr>
+        <w:t>Output:</w:t>
       </w:r>
     </w:p>
     <w:p>
@@ -146,6 +639,60 @@
           <w:bCs/>
           <w:sz w:val="28"/>
           <w:u w:val="single"/>
+        </w:rPr>
+      </w:pPr>
+      <w:r>
+        <w:rPr>
+          <w:b/>
+          <w:bCs/>
+          <w:sz w:val="28"/>
+          <w:u w:val="single"/>
+        </w:rPr>
+        <w:drawing>
+          <wp:inline distT="0" distB="0" distL="0" distR="0" wp14:anchorId="777F02A3" wp14:editId="432DAED6">
+            <wp:extent cx="3048000" cy="2267284"/>
+            <wp:effectExtent l="0" t="0" r="0" b="0"/>
+            <wp:docPr id="1301119572" name="Picture 1"/>
+            <wp:cNvGraphicFramePr>
+              <a:graphicFrameLocks xmlns:a="http://schemas.openxmlformats.org/drawingml/2006/main" noChangeAspect="1"/>
+            </wp:cNvGraphicFramePr>
+            <a:graphic xmlns:a="http://schemas.openxmlformats.org/drawingml/2006/main">
+              <a:graphicData uri="http://schemas.openxmlformats.org/drawingml/2006/picture">
+                <pic:pic xmlns:pic="http://schemas.openxmlformats.org/drawingml/2006/picture">
+                  <pic:nvPicPr>
+                    <pic:cNvPr id="1301119572" name=""/>
+                    <pic:cNvPicPr/>
+                  </pic:nvPicPr>
+                  <pic:blipFill>
+                    <a:blip r:embed="rId8"/>
+                    <a:stretch>
+                      <a:fillRect/>
+                    </a:stretch>
+                  </pic:blipFill>
+                  <pic:spPr>
+                    <a:xfrm>
+                      <a:off x="0" y="0"/>
+                      <a:ext cx="3054897" cy="2272415"/>
+                    </a:xfrm>
+                    <a:prstGeom prst="rect">
+                      <a:avLst/>
+                    </a:prstGeom>
+                  </pic:spPr>
+                </pic:pic>
+              </a:graphicData>
+            </a:graphic>
+          </wp:inline>
+        </w:drawing>
+      </w:r>
+    </w:p>
+    <w:p>
+      <w:pPr>
+        <w:jc w:val="center"/>
+        <w:rPr>
+          <w:b/>
+          <w:bCs/>
+          <w:sz w:val="28"/>
+          <w:u w:val="single"/>
           <w:lang w:val="en-US"/>
         </w:rPr>
       </w:pPr>
@@ -178,17 +725,119 @@
           <w:u w:val="single"/>
           <w:lang w:val="en-US"/>
         </w:rPr>
+        <w:t>Problem Definition:</w:t>
+      </w:r>
+    </w:p>
+    <w:p>
+      <w:pPr>
+        <w:rPr>
+          <w:lang w:val="en-US"/>
+        </w:rPr>
+      </w:pPr>
+      <w:r>
+        <w:rPr>
+          <w:lang w:val="en-US"/>
+        </w:rPr>
+        <w:t>A librarian maintains a sorted catalog of book codes and needs to locate a specific code quickly.</w:t>
+      </w:r>
+      <w:r>
+        <w:rPr>
+          <w:lang w:val="en-US"/>
+        </w:rPr>
+        <w:t xml:space="preserve"> </w:t>
+      </w:r>
+      <w:r>
+        <w:rPr>
+          <w:lang w:val="en-US"/>
+        </w:rPr>
+        <w:t>Instead of going through every book, she opens the catalog to the middle, checks whether the</w:t>
+      </w:r>
+      <w:r>
+        <w:rPr>
+          <w:lang w:val="en-US"/>
+        </w:rPr>
+        <w:t xml:space="preserve"> </w:t>
+      </w:r>
+      <w:r>
+        <w:rPr>
+          <w:lang w:val="en-US"/>
+        </w:rPr>
+        <w:t>target is to the left or right, and repeats. Given a sorted list of book codes and a target code,</w:t>
+      </w:r>
+      <w:r>
+        <w:rPr>
+          <w:lang w:val="en-US"/>
+        </w:rPr>
+        <w:t xml:space="preserve"> </w:t>
+      </w:r>
+      <w:r>
+        <w:rPr>
+          <w:lang w:val="en-US"/>
+        </w:rPr>
+        <w:t>implement both approaches — one using a loop and one where the function calls itself — and</w:t>
+      </w:r>
+      <w:r>
+        <w:rPr>
+          <w:lang w:val="en-US"/>
+        </w:rPr>
+        <w:t xml:space="preserve"> </w:t>
+      </w:r>
+      <w:r>
+        <w:rPr>
+          <w:lang w:val="en-US"/>
+        </w:rPr>
+        <w:t>report the position of the target code.</w:t>
+      </w:r>
+    </w:p>
+    <w:p>
+      <w:pPr>
+        <w:rPr>
+          <w:lang w:val="en-US"/>
+        </w:rPr>
+      </w:pPr>
+      <w:r>
+        <w:rPr>
+          <w:lang w:val="en-US"/>
+        </w:rPr>
+        <w:t>Describe the approach you used. What is the one condition your input must satisfy for this</w:t>
+      </w:r>
+      <w:r>
+        <w:rPr>
+          <w:lang w:val="en-US"/>
+        </w:rPr>
+        <w:t xml:space="preserve"> </w:t>
+      </w:r>
+      <w:r>
+        <w:rPr>
+          <w:lang w:val="en-US"/>
+        </w:rPr>
+        <w:t>approach to work correctly? What would go wrong if that condition was not met?</w:t>
+      </w:r>
+    </w:p>
+    <w:p>
+      <w:pPr>
+        <w:rPr>
+          <w:b/>
+          <w:bCs/>
+          <w:sz w:val="28"/>
+          <w:u w:val="single"/>
+          <w:lang w:val="en-US"/>
+        </w:rPr>
+      </w:pPr>
+      <w:r>
+        <w:rPr>
+          <w:b/>
+          <w:bCs/>
+          <w:sz w:val="28"/>
+          <w:u w:val="single"/>
+          <w:lang w:val="en-US"/>
+        </w:rPr>
         <w:t>Problem faced:</w:t>
       </w:r>
     </w:p>
     <w:p>
       <w:r>
-        <w:t xml:space="preserve">I had difficulty understanding binary search. </w:t>
-      </w:r>
-    </w:p>
-    <w:p>
-      <w:r>
-        <w:t xml:space="preserve">I was confused about low, high, and mid. </w:t>
+        <w:t>I had difficulty understanding binary search and the use of low, high, and mid.</w:t>
       </w:r>
     </w:p>
     <w:p>
@@ -214,46 +863,535 @@
     </w:p>
     <w:p>
       <w:r>
-        <w:t xml:space="preserve">I learned that binary search checks the middle element first. </w:t>
-      </w:r>
-    </w:p>
-    <w:p>
-      <w:r>
-        <w:t xml:space="preserve">If the key is smaller, I search the left side. </w:t>
-      </w:r>
-    </w:p>
-    <w:p>
-      <w:r>
-        <w:t xml:space="preserve">If the key is bigger, I search the right side. </w:t>
-      </w:r>
-    </w:p>
-    <w:p>
-      <w:r>
-        <w:t xml:space="preserve">I used a function calling itself for recursive search. </w:t>
-      </w:r>
-    </w:p>
-    <w:p>
-      <w:pPr>
-        <w:rPr>
-          <w:lang w:val="en-US"/>
-        </w:rPr>
-      </w:pPr>
-      <w:r>
-        <w:t xml:space="preserve">I understood that the array should be </w:t>
-      </w:r>
-      <w:r>
-        <w:rPr>
-          <w:b/>
-          <w:bCs/>
-        </w:rPr>
+        <w:t xml:space="preserve">I learned that binary search checks the middle element first and then searches the left or right side. I also understood that recursive search calls the function again. The array must be </w:t>
+      </w:r>
+      <w:r>
         <w:t>sorted</w:t>
       </w:r>
       <w:r>
         <w:t xml:space="preserve"> for binary search.</w:t>
       </w:r>
     </w:p>
+    <w:p>
+      <w:pPr>
+        <w:rPr>
+          <w:b/>
+          <w:bCs/>
+          <w:sz w:val="28"/>
+          <w:u w:val="single"/>
+        </w:rPr>
+      </w:pPr>
+      <w:r>
+        <w:rPr>
+          <w:b/>
+          <w:bCs/>
+          <w:sz w:val="28"/>
+          <w:u w:val="single"/>
+        </w:rPr>
+        <w:t>Out</w:t>
+      </w:r>
+      <w:r>
+        <w:rPr>
+          <w:b/>
+          <w:bCs/>
+          <w:sz w:val="28"/>
+          <w:u w:val="single"/>
+        </w:rPr>
+        <w:t>put</w:t>
+      </w:r>
+      <w:r>
+        <w:rPr>
+          <w:b/>
+          <w:bCs/>
+          <w:sz w:val="28"/>
+          <w:u w:val="single"/>
+        </w:rPr>
+        <w:t>:</w:t>
+      </w:r>
+    </w:p>
+    <w:p>
+      <w:pPr>
+        <w:jc w:val="center"/>
+        <w:rPr>
+          <w:b/>
+          <w:bCs/>
+          <w:sz w:val="28"/>
+          <w:u w:val="single"/>
+        </w:rPr>
+      </w:pPr>
+      <w:r>
+        <w:rPr>
+          <w:b/>
+          <w:bCs/>
+          <w:sz w:val="28"/>
+          <w:u w:val="single"/>
+        </w:rPr>
+        <w:drawing>
+          <wp:inline distT="0" distB="0" distL="0" distR="0" wp14:anchorId="2F3D9E22" wp14:editId="69E840F6">
+            <wp:extent cx="3606985" cy="2273417"/>
+            <wp:effectExtent l="0" t="0" r="0" b="0"/>
+            <wp:docPr id="903547868" name="Picture 1"/>
+            <wp:cNvGraphicFramePr>
+              <a:graphicFrameLocks xmlns:a="http://schemas.openxmlformats.org/drawingml/2006/main" noChangeAspect="1"/>
+            </wp:cNvGraphicFramePr>
+            <a:graphic xmlns:a="http://schemas.openxmlformats.org/drawingml/2006/main">
+              <a:graphicData uri="http://schemas.openxmlformats.org/drawingml/2006/picture">
+                <pic:pic xmlns:pic="http://schemas.openxmlformats.org/drawingml/2006/picture">
+                  <pic:nvPicPr>
+                    <pic:cNvPr id="903547868" name=""/>
+                    <pic:cNvPicPr/>
+                  </pic:nvPicPr>
+                  <pic:blipFill>
+                    <a:blip r:embed="rId9"/>
+                    <a:stretch>
+                      <a:fillRect/>
+                    </a:stretch>
+                  </pic:blipFill>
+                  <pic:spPr>
+                    <a:xfrm>
+                      <a:off x="0" y="0"/>
+                      <a:ext cx="3606985" cy="2273417"/>
+                    </a:xfrm>
+                    <a:prstGeom prst="rect">
+                      <a:avLst/>
+                    </a:prstGeom>
+                  </pic:spPr>
+                </pic:pic>
+              </a:graphicData>
+            </a:graphic>
+          </wp:inline>
+        </w:drawing>
+      </w:r>
+    </w:p>
+    <w:p>
+      <w:pPr>
+        <w:jc w:val="center"/>
+        <w:rPr>
+          <w:b/>
+          <w:bCs/>
+          <w:sz w:val="32"/>
+          <w:u w:val="single"/>
+        </w:rPr>
+      </w:pPr>
+      <w:r>
+        <w:rPr>
+          <w:b/>
+          <w:bCs/>
+          <w:sz w:val="32"/>
+          <w:u w:val="single"/>
+        </w:rPr>
+        <w:t>Key Questions:</w:t>
+      </w:r>
+    </w:p>
+    <w:p>
+      <w:pPr>
+        <w:rPr>
+          <w:b/>
+          <w:bCs/>
+          <w:sz w:val="28"/>
+        </w:rPr>
+      </w:pPr>
+      <w:r>
+        <w:rPr>
+          <w:b/>
+          <w:bCs/>
+          <w:sz w:val="28"/>
+        </w:rPr>
+        <w:t xml:space="preserve">1. [Problem 1] If the target plate appears near the end of a very long list, your solution </w:t>
+      </w:r>
+      <w:proofErr w:type="spellStart"/>
+      <w:r>
+        <w:rPr>
+          <w:b/>
+          <w:bCs/>
+          <w:sz w:val="28"/>
+        </w:rPr>
+        <w:t>stillchecks</w:t>
+      </w:r>
+      <w:proofErr w:type="spellEnd"/>
+      <w:r>
+        <w:rPr>
+          <w:b/>
+          <w:bCs/>
+          <w:sz w:val="28"/>
+        </w:rPr>
+        <w:t xml:space="preserve"> every plate before it. Can you think of any property the input would need to have</w:t>
+      </w:r>
+      <w:r>
+        <w:rPr>
+          <w:b/>
+          <w:bCs/>
+          <w:sz w:val="28"/>
+        </w:rPr>
+        <w:t xml:space="preserve"> </w:t>
+      </w:r>
+      <w:r>
+        <w:rPr>
+          <w:b/>
+          <w:bCs/>
+          <w:sz w:val="28"/>
+        </w:rPr>
+        <w:t>for you to skip checking some plates entirely? What does Problem 2.2 tell you about</w:t>
+      </w:r>
+      <w:r>
+        <w:rPr>
+          <w:b/>
+          <w:bCs/>
+          <w:sz w:val="28"/>
+        </w:rPr>
+        <w:t xml:space="preserve"> </w:t>
+      </w:r>
+      <w:r>
+        <w:rPr>
+          <w:b/>
+          <w:bCs/>
+          <w:sz w:val="28"/>
+        </w:rPr>
+        <w:t>this?</w:t>
+      </w:r>
+    </w:p>
+    <w:p>
+      <w:pPr>
+        <w:rPr>
+          <w:b/>
+          <w:bCs/>
+          <w:sz w:val="28"/>
+        </w:rPr>
+      </w:pPr>
+      <w:r>
+        <w:rPr>
+          <w:b/>
+          <w:bCs/>
+          <w:sz w:val="28"/>
+        </w:rPr>
+        <w:t>ANS:</w:t>
+      </w:r>
+    </w:p>
+    <w:p>
+      <w:pPr>
+        <w:rPr>
+          <w:sz w:val="28"/>
+        </w:rPr>
+      </w:pPr>
+      <w:r>
+        <w:rPr>
+          <w:sz w:val="28"/>
+        </w:rPr>
+        <w:t>Linear search checks every plate because it does not know where the target might be.</w:t>
+      </w:r>
+      <w:r>
+        <w:rPr>
+          <w:sz w:val="28"/>
+        </w:rPr>
+        <w:t xml:space="preserve"> </w:t>
+      </w:r>
+      <w:r>
+        <w:rPr>
+          <w:sz w:val="28"/>
+        </w:rPr>
+        <w:t xml:space="preserve">To skip some plates, the input would need to have a </w:t>
+      </w:r>
+      <w:r>
+        <w:rPr>
+          <w:sz w:val="28"/>
+        </w:rPr>
+        <w:t xml:space="preserve">sorted </w:t>
+      </w:r>
+      <w:r>
+        <w:rPr>
+          <w:b/>
+          <w:bCs/>
+          <w:sz w:val="28"/>
+        </w:rPr>
+        <w:t>order</w:t>
+      </w:r>
+      <w:r>
+        <w:rPr>
+          <w:sz w:val="28"/>
+        </w:rPr>
+        <w:t>.</w:t>
+      </w:r>
+      <w:r>
+        <w:rPr>
+          <w:sz w:val="28"/>
+        </w:rPr>
+        <w:t xml:space="preserve"> </w:t>
+      </w:r>
+      <w:r>
+        <w:rPr>
+          <w:sz w:val="28"/>
+        </w:rPr>
+        <w:t xml:space="preserve">If the plates are sorted, we can use </w:t>
+      </w:r>
+      <w:r>
+        <w:rPr>
+          <w:sz w:val="28"/>
+        </w:rPr>
+        <w:t>binary search</w:t>
+      </w:r>
+      <w:r>
+        <w:rPr>
+          <w:sz w:val="28"/>
+        </w:rPr>
+        <w:t xml:space="preserve"> instead of linear search.</w:t>
+      </w:r>
+      <w:r>
+        <w:rPr>
+          <w:sz w:val="28"/>
+        </w:rPr>
+        <w:t xml:space="preserve"> </w:t>
+      </w:r>
+      <w:r>
+        <w:rPr>
+          <w:sz w:val="28"/>
+        </w:rPr>
+        <w:t>Binary search checks the middle element first and eliminates half of the list each time.</w:t>
+      </w:r>
+      <w:r>
+        <w:rPr>
+          <w:sz w:val="28"/>
+        </w:rPr>
+        <w:t xml:space="preserve"> </w:t>
+      </w:r>
+      <w:r>
+        <w:rPr>
+          <w:sz w:val="28"/>
+        </w:rPr>
+        <w:t xml:space="preserve">Problem 2.2 tells us that binary search requires the list to be </w:t>
+      </w:r>
+      <w:r>
+        <w:rPr>
+          <w:b/>
+          <w:bCs/>
+          <w:sz w:val="28"/>
+        </w:rPr>
+        <w:t>sorted</w:t>
+      </w:r>
+      <w:r>
+        <w:rPr>
+          <w:sz w:val="28"/>
+        </w:rPr>
+        <w:t>.</w:t>
+      </w:r>
+      <w:r>
+        <w:rPr>
+          <w:sz w:val="28"/>
+        </w:rPr>
+        <w:t xml:space="preserve"> </w:t>
+      </w:r>
+      <w:r>
+        <w:rPr>
+          <w:sz w:val="28"/>
+        </w:rPr>
+        <w:t>Therefore, sorting allows us to search more efficiently.</w:t>
+      </w:r>
+    </w:p>
+    <w:p>
+      <w:pPr>
+        <w:rPr>
+          <w:b/>
+          <w:bCs/>
+          <w:sz w:val="28"/>
+        </w:rPr>
+      </w:pPr>
+    </w:p>
+    <w:p>
+      <w:pPr>
+        <w:rPr>
+          <w:b/>
+          <w:bCs/>
+          <w:sz w:val="28"/>
+        </w:rPr>
+      </w:pPr>
+      <w:r>
+        <w:rPr>
+          <w:b/>
+          <w:bCs/>
+          <w:sz w:val="28"/>
+        </w:rPr>
+        <w:t>2. [Problem 2] What is the consequence of applying your solution to a list that is not</w:t>
+      </w:r>
+      <w:r>
+        <w:rPr>
+          <w:b/>
+          <w:bCs/>
+          <w:sz w:val="28"/>
+        </w:rPr>
+        <w:t xml:space="preserve"> </w:t>
+      </w:r>
+      <w:r>
+        <w:rPr>
+          <w:b/>
+          <w:bCs/>
+          <w:sz w:val="28"/>
+        </w:rPr>
+        <w:t>sorted? Would it always give a wrong answer, or only sometimes? Explain your</w:t>
+      </w:r>
+      <w:r>
+        <w:rPr>
+          <w:b/>
+          <w:bCs/>
+          <w:sz w:val="28"/>
+        </w:rPr>
+        <w:t xml:space="preserve"> </w:t>
+      </w:r>
+      <w:r>
+        <w:rPr>
+          <w:b/>
+          <w:bCs/>
+          <w:sz w:val="28"/>
+        </w:rPr>
+        <w:t>reasoning without running any example.</w:t>
+      </w:r>
+    </w:p>
+    <w:p>
+      <w:pPr>
+        <w:rPr>
+          <w:b/>
+          <w:bCs/>
+          <w:sz w:val="28"/>
+        </w:rPr>
+      </w:pPr>
+      <w:r>
+        <w:rPr>
+          <w:b/>
+          <w:bCs/>
+          <w:sz w:val="28"/>
+        </w:rPr>
+        <w:t>ANS:</w:t>
+      </w:r>
+    </w:p>
+    <w:p>
+      <w:pPr>
+        <w:rPr>
+          <w:sz w:val="28"/>
+        </w:rPr>
+      </w:pPr>
+      <w:r>
+        <w:rPr>
+          <w:sz w:val="28"/>
+        </w:rPr>
+        <w:t>Binary search does not work correctly on an unsorted list because it decides which half to search based on the order of elements.</w:t>
+      </w:r>
+      <w:r>
+        <w:rPr>
+          <w:sz w:val="28"/>
+        </w:rPr>
+        <w:t xml:space="preserve"> </w:t>
+      </w:r>
+      <w:r>
+        <w:rPr>
+          <w:sz w:val="28"/>
+        </w:rPr>
+        <w:t>If the list is not sorted, the comparison with the middle element may lead us to the wrong half.</w:t>
+      </w:r>
+      <w:r>
+        <w:rPr>
+          <w:sz w:val="28"/>
+        </w:rPr>
+        <w:t xml:space="preserve"> </w:t>
+      </w:r>
+      <w:r>
+        <w:rPr>
+          <w:sz w:val="28"/>
+        </w:rPr>
+        <w:t>As a result, the target may be skipped even if it exists in the list.</w:t>
+      </w:r>
+      <w:r>
+        <w:rPr>
+          <w:sz w:val="28"/>
+        </w:rPr>
+        <w:br/>
+        <w:t xml:space="preserve">It will </w:t>
+      </w:r>
+      <w:r>
+        <w:rPr>
+          <w:sz w:val="28"/>
+        </w:rPr>
+        <w:t>not always</w:t>
+      </w:r>
+      <w:r>
+        <w:rPr>
+          <w:sz w:val="28"/>
+        </w:rPr>
+        <w:t xml:space="preserve"> give a wrong answer by chance.</w:t>
+      </w:r>
+      <w:r>
+        <w:rPr>
+          <w:sz w:val="28"/>
+        </w:rPr>
+        <w:t xml:space="preserve"> </w:t>
+      </w:r>
+      <w:r>
+        <w:rPr>
+          <w:sz w:val="28"/>
+        </w:rPr>
+        <w:t>Sometimes it may still find the target, but there is no guarantee.</w:t>
+      </w:r>
+      <w:r>
+        <w:rPr>
+          <w:sz w:val="28"/>
+        </w:rPr>
+        <w:t xml:space="preserve"> </w:t>
+      </w:r>
+      <w:r>
+        <w:rPr>
+          <w:sz w:val="28"/>
+        </w:rPr>
+        <w:t>Therefore, the list must be sorted before applying binary search.</w:t>
+      </w:r>
+    </w:p>
+    <w:p>
+      <w:pPr>
+        <w:rPr>
+          <w:b/>
+          <w:bCs/>
+          <w:sz w:val="28"/>
+          <w:u w:val="single"/>
+        </w:rPr>
+      </w:pPr>
+    </w:p>
+    <w:p>
+      <w:r>
+        <w:rPr>
+          <w:b/>
+          <w:bCs/>
+          <w:sz w:val="28"/>
+          <w:u w:val="single"/>
+        </w:rPr>
+        <w:t>GitHub Link:</w:t>
+      </w:r>
+      <w:r>
+        <w:t xml:space="preserve"> </w:t>
+      </w:r>
+    </w:p>
+    <w:p>
+      <w:pPr>
+        <w:rPr>
+          <w:b/>
+          <w:bCs/>
+          <w:sz w:val="28"/>
+          <w:u w:val="single"/>
+          <w:lang w:val="en-US"/>
+        </w:rPr>
+      </w:pPr>
+      <w:r>
+        <w:t xml:space="preserve"> </w:t>
+      </w:r>
+      <w:hyperlink r:id="rId10" w:history="1">
+        <w:r>
+          <w:rPr>
+            <w:rStyle w:val="Hyperlink"/>
+          </w:rPr>
+          <w:t>https://github.com/dhanvi-219/FDSA/tree/main/Practical%202</w:t>
+        </w:r>
+      </w:hyperlink>
+      <w:r>
+        <w:t xml:space="preserve"> </w:t>
+      </w:r>
+    </w:p>
     <w:sectPr>
-      <w:headerReference w:type="default" r:id="rId6"/>
+      <w:headerReference w:type="default" r:id="rId11"/>
       <w:pgSz w:w="11906" w:h="16838"/>
       <w:pgMar w:top="1440" w:right="1440" w:bottom="1440" w:left="1440" w:header="708" w:footer="708" w:gutter="0"/>
       <w:cols w:space="708"/>
@@ -732,6 +1870,7 @@
   <w:style w:type="paragraph" w:default="1" w:styleId="Normal">
     <w:name w:val="Normal"/>
     <w:qFormat/>
+    <w:rsid w:val="006545E8"/>
   </w:style>
   <w:style w:type="paragraph" w:styleId="Heading1">
     <w:name w:val="heading 1"/>
@@ -1291,6 +2430,29 @@
     <w:link w:val="Footer"/>
     <w:uiPriority w:val="99"/>
     <w:rsid w:val="00BA10B6"/>
+  </w:style>
+  <w:style w:type="character" w:styleId="Hyperlink">
+    <w:name w:val="Hyperlink"/>
+    <w:basedOn w:val="DefaultParagraphFont"/>
+    <w:uiPriority w:val="99"/>
+    <w:unhideWhenUsed/>
+    <w:rsid w:val="00823BCE"/>
+    <w:rPr>
+      <w:color w:val="467886" w:themeColor="hyperlink"/>
+      <w:u w:val="single"/>
+    </w:rPr>
+  </w:style>
+  <w:style w:type="character" w:styleId="UnresolvedMention">
+    <w:name w:val="Unresolved Mention"/>
+    <w:basedOn w:val="DefaultParagraphFont"/>
+    <w:uiPriority w:val="99"/>
+    <w:semiHidden/>
+    <w:unhideWhenUsed/>
+    <w:rsid w:val="00823BCE"/>
+    <w:rPr>
+      <w:color w:val="605E5C"/>
+      <w:shd w:val="clear" w:color="auto" w:fill="E1DFDD"/>
+    </w:rPr>
   </w:style>
 </w:styles>
 </file>
